--- a/PanoramicData.Render.Test/test-assets/docx/watermark.docx
+++ b/PanoramicData.Render.Test/test-assets/docx/watermark.docx
@@ -15,7 +15,7 @@
     <w:sectPr>
       <w:pgSz w:w="12240" w:h="15840"/>
       <w:pgMar w:top="1440" w:right="1440" w:bottom="1440" w:left="1440" w:header="720" w:footer="720"/>
-      <w:headerReference xmlns:r="http://schemas.openxmlformats.org/officeDocument/2006/relationships" w:type="default" r:id="Rdd75d842025d4e4c"/>
+      <w:headerReference xmlns:r="http://schemas.openxmlformats.org/officeDocument/2006/relationships" w:type="default" r:id="Rd1a6b0d12df94037"/>
     </w:sectPr>
   </w:body>
 </w:document>

--- a/PanoramicData.Render.Test/test-assets/docx/watermark.docx
+++ b/PanoramicData.Render.Test/test-assets/docx/watermark.docx
@@ -15,7 +15,7 @@
     <w:sectPr>
       <w:pgSz w:w="12240" w:h="15840"/>
       <w:pgMar w:top="1440" w:right="1440" w:bottom="1440" w:left="1440" w:header="720" w:footer="720"/>
-      <w:headerReference xmlns:r="http://schemas.openxmlformats.org/officeDocument/2006/relationships" w:type="default" r:id="Rd1a6b0d12df94037"/>
+      <w:headerReference xmlns:r="http://schemas.openxmlformats.org/officeDocument/2006/relationships" w:type="default" r:id="Rc0a5dc4bdb19434a"/>
     </w:sectPr>
   </w:body>
 </w:document>

--- a/PanoramicData.Render.Test/test-assets/docx/watermark.docx
+++ b/PanoramicData.Render.Test/test-assets/docx/watermark.docx
@@ -15,7 +15,7 @@
     <w:sectPr>
       <w:pgSz w:w="12240" w:h="15840"/>
       <w:pgMar w:top="1440" w:right="1440" w:bottom="1440" w:left="1440" w:header="720" w:footer="720"/>
-      <w:headerReference xmlns:r="http://schemas.openxmlformats.org/officeDocument/2006/relationships" w:type="default" r:id="Rc0a5dc4bdb19434a"/>
+      <w:headerReference xmlns:r="http://schemas.openxmlformats.org/officeDocument/2006/relationships" w:type="default" r:id="Rbfd7f7b5407241b7"/>
     </w:sectPr>
   </w:body>
 </w:document>
